--- a/Mounika CV.docx
+++ b/Mounika CV.docx
@@ -1797,7 +1797,6 @@
     <w:p/>
     <w:p/>
     <w:p/>
-    <w:p/>
     <w:sectPr>
       <w:pgSz w:w="11909" w:h="16848"/>
       <w:pgMar w:top="490" w:right="1440" w:bottom="461" w:left="1440" w:header="720" w:footer="720" w:gutter="0"/>
@@ -2950,6 +2949,7 @@
   <w:style w:type="character" w:default="1" w:styleId="DefaultParagraphFont">
     <w:name w:val="Default Paragraph Font"/>
     <w:uiPriority w:val="1"/>
+    <w:semiHidden/>
     <w:unhideWhenUsed/>
   </w:style>
   <w:style w:type="table" w:default="1" w:styleId="TableNormal">
